--- a/rapports/2026-06-06/EQ5/EQ5_enq3_v2/DR_012301350090/07-67-91-30.docx
+++ b/rapports/2026-06-06/EQ5/EQ5_enq3_v2/DR_012301350090/07-67-91-30.docx
@@ -297,7 +297,7 @@
           <w:color w:val="1F6FEB"/>
           <w:sz w:val="22"/>
         </w:rPr>
-        <w:t>⚠ INCOHÉRENCES À CORRIGER (122)</w:t>
+        <w:t>⚠ INCOHÉRENCES À CORRIGER (120)</w:t>
       </w:r>
     </w:p>
     <w:tbl>
@@ -1295,7 +1295,7 @@
                 <w:i w:val="0"/>
                 <w:sz w:val="17"/>
               </w:rPr>
-              <w:t>Incohérence!!! seulement les écoles privées paient les frais de scolarité (y compris les frais d'inscription).</w:t>
+              <w:t>Incohérent!! Le niveau d'instruction déclaré par l'un des enfants () au niveau de la section 1 de SEYNABOU SENE diffère de celui donné par SEYNABOU SENE lui-même qui affirme ne pas avoir frequenté l'école formelle.</w:t>
             </w:r>
           </w:p>
         </w:tc>
@@ -1328,7 +1328,7 @@
                 <w:i w:val="0"/>
                 <w:sz w:val="16"/>
               </w:rPr>
-              <w:t>S02</w:t>
+              <w:t>S13</w:t>
               <w:br/>
             </w:r>
             <w:r>
@@ -1338,7 +1338,7 @@
                 <w:color w:val="64748B"/>
                 <w:sz w:val="14"/>
               </w:rPr>
-              <w:t>Éducation</w:t>
+              <w:t>Transferts</w:t>
             </w:r>
           </w:p>
         </w:tc>
@@ -1354,7 +1354,7 @@
                 <w:color w:val="16A34A"/>
                 <w:sz w:val="16"/>
               </w:rPr>
-              <w:t>—</w:t>
+              <w:t>s00q27, s01q00a, s01q12, s01q13, s02q04, s03q11, s03q12, s01q01</w:t>
             </w:r>
           </w:p>
         </w:tc>
@@ -1385,7 +1385,7 @@
                 <w:i w:val="0"/>
                 <w:sz w:val="17"/>
               </w:rPr>
-              <w:t>Incohérent!! Le niveau d'instruction déclaré par l'un des enfants () au niveau de la section 1 de SEYNABOU SENE diffère de celui donné par SEYNABOU SENE lui-même qui affirme ne pas avoir frequenté l'école formelle.</w:t>
+              <w:t>L'âge du béneficiaire d'argent dans la section 13b (Transfert emis) semble incoherent voir élévé, prière de verifier ou corriger.</w:t>
             </w:r>
           </w:p>
         </w:tc>
@@ -1400,10 +1400,10 @@
               <w:rPr>
                 <w:b/>
                 <w:i w:val="0"/>
-                <w:color w:val="DC2626"/>
-                <w:sz w:val="16"/>
-              </w:rPr>
-              <w:t>Haute</w:t>
+                <w:color w:val="EA580C"/>
+                <w:sz w:val="16"/>
+              </w:rPr>
+              <w:t>Moyenne</w:t>
             </w:r>
           </w:p>
         </w:tc>
@@ -1418,7 +1418,7 @@
                 <w:i w:val="0"/>
                 <w:sz w:val="16"/>
               </w:rPr>
-              <w:t>S13</w:t>
+              <w:t>S00</w:t>
               <w:br/>
             </w:r>
             <w:r>
@@ -1428,7 +1428,7 @@
                 <w:color w:val="64748B"/>
                 <w:sz w:val="14"/>
               </w:rPr>
-              <w:t>Transferts</w:t>
+              <w:t>Identification</w:t>
             </w:r>
           </w:p>
         </w:tc>
@@ -1444,7 +1444,7 @@
                 <w:color w:val="16A34A"/>
                 <w:sz w:val="16"/>
               </w:rPr>
-              <w:t>s00q27, s01q00a, s01q12, s01q13, s02q04, s03q11, s03q12, s01q01</w:t>
+              <w:t>s00q07a, s00q08, s00q10, s00q13_0, s00q15_0, s00q17_0, s00q23a, s00q23b</w:t>
             </w:r>
           </w:p>
         </w:tc>
@@ -1475,7 +1475,7 @@
                 <w:i w:val="0"/>
                 <w:sz w:val="17"/>
               </w:rPr>
-              <w:t>L'âge du béneficiaire d'argent dans la section 13b (Transfert emis) semble incoherent voir élévé, prière de verifier ou corriger.</w:t>
+              <w:t>Prière de renseigner toutes les informations du ménage dans la section 0 avant d'entamer les autres informations.</w:t>
             </w:r>
           </w:p>
         </w:tc>
@@ -1534,7 +1534,7 @@
                 <w:color w:val="16A34A"/>
                 <w:sz w:val="16"/>
               </w:rPr>
-              <w:t>s00q07a, s00q08, s00q10, s00q13_0, s00q15_0, s00q17_0, s00q23a, s00q23b</w:t>
+              <w:t>—</w:t>
             </w:r>
           </w:p>
         </w:tc>
@@ -1565,7 +1565,7 @@
                 <w:i w:val="0"/>
                 <w:sz w:val="17"/>
               </w:rPr>
-              <w:t>Prière de renseigner toutes les informations du ménage dans la section 0 avant d'entamer les autres informations.</w:t>
+              <w:t>Attention! Il manque des informations non renseignées dans la section 0, prière de regarder toutes les autres informations dans l'identification du ménage (IDENTIFICATION ET RENSEIGNEMENTS DE CONTROLE) ou dans OBSERVATIONS pour pouvoir renseigné toutes les questions liées au ménage.</w:t>
             </w:r>
           </w:p>
         </w:tc>
@@ -1598,7 +1598,7 @@
                 <w:i w:val="0"/>
                 <w:sz w:val="16"/>
               </w:rPr>
-              <w:t>S00</w:t>
+              <w:t>S01</w:t>
               <w:br/>
             </w:r>
             <w:r>
@@ -1608,7 +1608,7 @@
                 <w:color w:val="64748B"/>
                 <w:sz w:val="14"/>
               </w:rPr>
-              <w:t>Identification</w:t>
+              <w:t>Démographie</w:t>
             </w:r>
           </w:p>
         </w:tc>
@@ -1655,7 +1655,7 @@
                 <w:i w:val="0"/>
                 <w:sz w:val="17"/>
               </w:rPr>
-              <w:t>Attention! Il manque des informations non renseignées dans la section 0, prière de regarder toutes les autres informations dans l'identification du ménage (IDENTIFICATION ET RENSEIGNEMENTS DE CONTROLE) ou dans OBSERVATIONS pour pouvoir renseigné toutes les questions liées au ménage.</w:t>
+              <w:t>Dans le cas contraire rassurez vous que c'est bien son fils/fille biologique.</w:t>
             </w:r>
           </w:p>
         </w:tc>
@@ -1745,7 +1745,7 @@
                 <w:i w:val="0"/>
                 <w:sz w:val="17"/>
               </w:rPr>
-              <w:t>Dans le cas contraire rassurez vous que c'est bien son fils/fille biologique.</w:t>
+              <w:t>Prière de verifier l'information donnée par MaMAN DIAKHATÉ ou corriger au niveau de la section 1.</w:t>
             </w:r>
           </w:p>
         </w:tc>
@@ -1835,7 +1835,7 @@
                 <w:i w:val="0"/>
                 <w:sz w:val="17"/>
               </w:rPr>
-              <w:t>Prière de verifier l'information donnée par MaMAN DIAKHATÉ ou corriger au niveau de la section 1.</w:t>
+              <w:t>Prière de verifier l'information donnée par NDEY SODA DIAKGATÉ ou corriger au niveau de la section 1.</w:t>
             </w:r>
           </w:p>
         </w:tc>
@@ -1894,7 +1894,7 @@
                 <w:color w:val="16A34A"/>
                 <w:sz w:val="16"/>
               </w:rPr>
-              <w:t>—</w:t>
+              <w:t>s00q07a, s00q08, s00q10, s00q13_0, s00q15_0, s00q17_0, s00q23a, s00q23b</w:t>
             </w:r>
           </w:p>
         </w:tc>
@@ -1925,7 +1925,7 @@
                 <w:i w:val="0"/>
                 <w:sz w:val="17"/>
               </w:rPr>
-              <w:t>Prière de verifier l'information donnée par NDEY SODA DIAKGATÉ ou corriger au niveau de la section 1.</w:t>
+              <w:t>Prière de renseigner le sexe ou le lien de parenté de  ALIOU NGOM  merci.</w:t>
             </w:r>
           </w:p>
         </w:tc>
@@ -2015,7 +2015,7 @@
                 <w:i w:val="0"/>
                 <w:sz w:val="17"/>
               </w:rPr>
-              <w:t>Prière de renseigner le sexe ou le lien de parenté de  ALIOU NGOM  merci.</w:t>
+              <w:t>Prière de renseigner le sexe ou le lien de parenté de  MBAYE NGOM  merci.</w:t>
             </w:r>
           </w:p>
         </w:tc>
@@ -2105,187 +2105,7 @@
                 <w:i w:val="0"/>
                 <w:sz w:val="17"/>
               </w:rPr>
-              <w:t>Prière de renseigner le sexe ou le lien de parenté de  MBAYE NGOM  merci.</w:t>
-            </w:r>
-          </w:p>
-        </w:tc>
-      </w:tr>
-      <w:tr>
-        <w:tc>
-          <w:tcPr>
-            <w:tcW w:type="dxa" w:w="964"/>
-          </w:tcPr>
-          <w:p>
-            <w:r>
-              <w:rPr>
-                <w:b/>
-                <w:i w:val="0"/>
-                <w:color w:val="EA580C"/>
-                <w:sz w:val="16"/>
-              </w:rPr>
-              <w:t>Moyenne</w:t>
-            </w:r>
-          </w:p>
-        </w:tc>
-        <w:tc>
-          <w:tcPr>
-            <w:tcW w:type="dxa" w:w="1247"/>
-          </w:tcPr>
-          <w:p>
-            <w:r>
-              <w:rPr>
-                <w:b/>
-                <w:i w:val="0"/>
-                <w:sz w:val="16"/>
-              </w:rPr>
-              <w:t>S01</w:t>
-              <w:br/>
-            </w:r>
-            <w:r>
-              <w:rPr>
-                <w:b w:val="0"/>
-                <w:i w:val="0"/>
-                <w:color w:val="64748B"/>
-                <w:sz w:val="14"/>
-              </w:rPr>
-              <w:t>Démographie</w:t>
-            </w:r>
-          </w:p>
-        </w:tc>
-        <w:tc>
-          <w:tcPr>
-            <w:tcW w:type="dxa" w:w="1531"/>
-          </w:tcPr>
-          <w:p>
-            <w:r>
-              <w:rPr>
-                <w:b/>
-                <w:i w:val="0"/>
-                <w:color w:val="16A34A"/>
-                <w:sz w:val="16"/>
-              </w:rPr>
-              <w:t>s00q07a, s00q08, s00q10, s00q13_0, s00q15_0, s00q17_0, s00q23a, s00q23b</w:t>
-            </w:r>
-          </w:p>
-        </w:tc>
-        <w:tc>
-          <w:tcPr>
-            <w:tcW w:type="dxa" w:w="1191"/>
-          </w:tcPr>
-          <w:p>
-            <w:r>
-              <w:rPr>
-                <w:b w:val="0"/>
-                <w:i w:val="0"/>
-                <w:color w:val="64748B"/>
-                <w:sz w:val="16"/>
-              </w:rPr>
-              <w:t>GT-CQ</w:t>
-            </w:r>
-          </w:p>
-        </w:tc>
-        <w:tc>
-          <w:tcPr>
-            <w:tcW w:type="dxa" w:w="4706"/>
-          </w:tcPr>
-          <w:p>
-            <w:r>
-              <w:rPr>
-                <w:b w:val="0"/>
-                <w:i w:val="0"/>
-                <w:sz w:val="17"/>
-              </w:rPr>
               <w:t>Prière de renseigner le sexe ou le lien de parenté de  MBISSANE SENE  merci.</w:t>
-            </w:r>
-          </w:p>
-        </w:tc>
-      </w:tr>
-      <w:tr>
-        <w:tc>
-          <w:tcPr>
-            <w:tcW w:type="dxa" w:w="964"/>
-          </w:tcPr>
-          <w:p>
-            <w:r>
-              <w:rPr>
-                <w:b/>
-                <w:i w:val="0"/>
-                <w:color w:val="EA580C"/>
-                <w:sz w:val="16"/>
-              </w:rPr>
-              <w:t>Moyenne</w:t>
-            </w:r>
-          </w:p>
-        </w:tc>
-        <w:tc>
-          <w:tcPr>
-            <w:tcW w:type="dxa" w:w="1247"/>
-          </w:tcPr>
-          <w:p>
-            <w:r>
-              <w:rPr>
-                <w:b/>
-                <w:i w:val="0"/>
-                <w:sz w:val="16"/>
-              </w:rPr>
-              <w:t>S02</w:t>
-              <w:br/>
-            </w:r>
-            <w:r>
-              <w:rPr>
-                <w:b w:val="0"/>
-                <w:i w:val="0"/>
-                <w:color w:val="64748B"/>
-                <w:sz w:val="14"/>
-              </w:rPr>
-              <w:t>Éducation</w:t>
-            </w:r>
-          </w:p>
-        </w:tc>
-        <w:tc>
-          <w:tcPr>
-            <w:tcW w:type="dxa" w:w="1531"/>
-          </w:tcPr>
-          <w:p>
-            <w:r>
-              <w:rPr>
-                <w:b/>
-                <w:i w:val="0"/>
-                <w:color w:val="16A34A"/>
-                <w:sz w:val="16"/>
-              </w:rPr>
-              <w:t>—</w:t>
-            </w:r>
-          </w:p>
-        </w:tc>
-        <w:tc>
-          <w:tcPr>
-            <w:tcW w:type="dxa" w:w="1191"/>
-          </w:tcPr>
-          <w:p>
-            <w:r>
-              <w:rPr>
-                <w:b w:val="0"/>
-                <w:i w:val="0"/>
-                <w:color w:val="64748B"/>
-                <w:sz w:val="16"/>
-              </w:rPr>
-              <w:t>GT-CQ</w:t>
-            </w:r>
-          </w:p>
-        </w:tc>
-        <w:tc>
-          <w:tcPr>
-            <w:tcW w:type="dxa" w:w="4706"/>
-          </w:tcPr>
-          <w:p>
-            <w:r>
-              <w:rPr>
-                <w:b w:val="0"/>
-                <w:i w:val="0"/>
-                <w:sz w:val="17"/>
-              </w:rPr>
-              <w:t>veuillez, s'il vous plait, confirmer les frais de scolarité ( 5000 FCFA) payée de NDEY SODA DIAKGATÉ avec le QG ou apporter les corrections nécessaires.</w:t>
             </w:r>
           </w:p>
         </w:tc>
